--- a/REI-Recogida-de-datos/07 - Rúbrica d'avaluació.docx
+++ b/REI-Recogida-de-datos/07 - Rúbrica d'avaluació.docx
@@ -35,11 +35,11 @@
         <w:tblLook w:val="04A0" w:firstRow="1" w:lastRow="0" w:firstColumn="1" w:lastColumn="0" w:noHBand="0" w:noVBand="1"/>
       </w:tblPr>
       <w:tblGrid>
-        <w:gridCol w:w="1682"/>
-        <w:gridCol w:w="2135"/>
-        <w:gridCol w:w="2247"/>
-        <w:gridCol w:w="2041"/>
-        <w:gridCol w:w="2361"/>
+        <w:gridCol w:w="1039"/>
+        <w:gridCol w:w="2278"/>
+        <w:gridCol w:w="2396"/>
+        <w:gridCol w:w="2171"/>
+        <w:gridCol w:w="2577"/>
       </w:tblGrid>
       <w:tr>
         <w:trPr>
@@ -80,6 +80,7 @@
           </w:tcPr>
           <w:p>
             <w:pPr>
+              <w:jc w:val="center"/>
               <w:rPr>
                 <w:b/>
                 <w:bCs/>
@@ -124,6 +125,7 @@
           </w:tcPr>
           <w:p>
             <w:pPr>
+              <w:jc w:val="center"/>
               <w:rPr>
                 <w:b/>
                 <w:bCs/>
@@ -168,6 +170,7 @@
           </w:tcPr>
           <w:p>
             <w:pPr>
+              <w:jc w:val="center"/>
               <w:rPr>
                 <w:b/>
                 <w:bCs/>
@@ -207,11 +210,18 @@
         <w:tc>
           <w:tcPr>
             <w:tcW w:w="0" w:type="auto"/>
+            <w:tcBorders>
+              <w:top w:val="single" w:sz="4" w:space="0" w:color="auto"/>
+              <w:left w:val="single" w:sz="4" w:space="0" w:color="auto"/>
+              <w:bottom w:val="single" w:sz="4" w:space="0" w:color="auto"/>
+              <w:right w:val="single" w:sz="4" w:space="0" w:color="auto"/>
+            </w:tcBorders>
             <w:vAlign w:val="center"/>
             <w:hideMark/>
           </w:tcPr>
           <w:p>
             <w:pPr>
+              <w:jc w:val="center"/>
               <w:rPr>
                 <w:b/>
                 <w:bCs/>
@@ -251,6 +261,8 @@
       </w:tr>
       <w:tr>
         <w:trPr>
+          <w:cantSplit/>
+          <w:trHeight w:val="1134"/>
           <w:tblCellSpacing w:w="15" w:type="dxa"/>
         </w:trPr>
         <w:tc>
@@ -262,11 +274,13 @@
               <w:bottom w:w="85" w:type="dxa"/>
               <w:right w:w="85" w:type="dxa"/>
             </w:tcMar>
+            <w:textDirection w:val="btLr"/>
             <w:vAlign w:val="center"/>
             <w:hideMark/>
           </w:tcPr>
           <w:p>
             <w:pPr>
+              <w:ind w:left="113" w:right="113"/>
               <w:rPr>
                 <w:sz w:val="24"/>
                 <w:szCs w:val="24"/>
@@ -298,16 +312,8 @@
           <w:p>
             <w:pPr>
               <w:jc w:val="center"/>
-              <w:rPr>
-                <w:sz w:val="24"/>
-                <w:szCs w:val="24"/>
-              </w:rPr>
             </w:pPr>
             <w:r>
-              <w:rPr>
-                <w:sz w:val="24"/>
-                <w:szCs w:val="24"/>
-              </w:rPr>
               <w:t>Proposeu idees poc clares o sense fonament. No justifiqueu bé les vostres respostes.</w:t>
             </w:r>
           </w:p>
@@ -327,16 +333,8 @@
           <w:p>
             <w:pPr>
               <w:jc w:val="center"/>
-              <w:rPr>
-                <w:sz w:val="24"/>
-                <w:szCs w:val="24"/>
-              </w:rPr>
             </w:pPr>
             <w:r>
-              <w:rPr>
-                <w:sz w:val="24"/>
-                <w:szCs w:val="24"/>
-              </w:rPr>
               <w:t>Feu hipòtesis senzilles, però les explicacions són incompletes o amb errors de raonament.</w:t>
             </w:r>
           </w:p>
@@ -356,16 +354,8 @@
           <w:p>
             <w:pPr>
               <w:jc w:val="center"/>
-              <w:rPr>
-                <w:sz w:val="24"/>
-                <w:szCs w:val="24"/>
-              </w:rPr>
             </w:pPr>
             <w:r>
-              <w:rPr>
-                <w:sz w:val="24"/>
-                <w:szCs w:val="24"/>
-              </w:rPr>
               <w:t>Feu hipòtesis clares i ben justificades amb les dades, tot i que podeu millorar alguns detalls.</w:t>
             </w:r>
           </w:p>
@@ -373,6 +363,12 @@
         <w:tc>
           <w:tcPr>
             <w:tcW w:w="0" w:type="auto"/>
+            <w:tcBorders>
+              <w:top w:val="single" w:sz="4" w:space="0" w:color="auto"/>
+              <w:left w:val="single" w:sz="4" w:space="0" w:color="auto"/>
+              <w:bottom w:val="single" w:sz="4" w:space="0" w:color="auto"/>
+              <w:right w:val="single" w:sz="4" w:space="0" w:color="auto"/>
+            </w:tcBorders>
             <w:tcMar>
               <w:top w:w="85" w:type="dxa"/>
               <w:left w:w="85" w:type="dxa"/>
@@ -385,16 +381,8 @@
           <w:p>
             <w:pPr>
               <w:jc w:val="center"/>
-              <w:rPr>
-                <w:sz w:val="24"/>
-                <w:szCs w:val="24"/>
-              </w:rPr>
             </w:pPr>
             <w:r>
-              <w:rPr>
-                <w:sz w:val="24"/>
-                <w:szCs w:val="24"/>
-              </w:rPr>
               <w:t>Feu hipòtesis molt clares i ben argumentades. Justifiqueu bé les conclusions amb dades i un bon raonament matemàtic.</w:t>
             </w:r>
           </w:p>
@@ -402,6 +390,8 @@
       </w:tr>
       <w:tr>
         <w:trPr>
+          <w:cantSplit/>
+          <w:trHeight w:val="1134"/>
           <w:tblCellSpacing w:w="15" w:type="dxa"/>
         </w:trPr>
         <w:tc>
@@ -413,11 +403,13 @@
               <w:bottom w:w="85" w:type="dxa"/>
               <w:right w:w="85" w:type="dxa"/>
             </w:tcMar>
+            <w:textDirection w:val="btLr"/>
             <w:vAlign w:val="center"/>
             <w:hideMark/>
           </w:tcPr>
           <w:p>
             <w:pPr>
+              <w:ind w:left="113" w:right="113"/>
               <w:rPr>
                 <w:sz w:val="24"/>
                 <w:szCs w:val="24"/>
@@ -449,16 +441,8 @@
           <w:p>
             <w:pPr>
               <w:jc w:val="center"/>
-              <w:rPr>
-                <w:sz w:val="24"/>
-                <w:szCs w:val="24"/>
-              </w:rPr>
             </w:pPr>
             <w:r>
-              <w:rPr>
-                <w:sz w:val="24"/>
-                <w:szCs w:val="24"/>
-              </w:rPr>
               <w:t>No organitzeu bé les dades o no seguiu cap pla clar per analitzar-les.</w:t>
             </w:r>
           </w:p>
@@ -478,16 +462,8 @@
           <w:p>
             <w:pPr>
               <w:jc w:val="center"/>
-              <w:rPr>
-                <w:sz w:val="24"/>
-                <w:szCs w:val="24"/>
-              </w:rPr>
             </w:pPr>
             <w:r>
-              <w:rPr>
-                <w:sz w:val="24"/>
-                <w:szCs w:val="24"/>
-              </w:rPr>
               <w:t>Recolliu i organitzeu les dades, però amb alguns errors o sense estructurar-les del tot bé.</w:t>
             </w:r>
           </w:p>
@@ -507,16 +483,8 @@
           <w:p>
             <w:pPr>
               <w:jc w:val="center"/>
-              <w:rPr>
-                <w:sz w:val="24"/>
-                <w:szCs w:val="24"/>
-              </w:rPr>
             </w:pPr>
             <w:r>
-              <w:rPr>
-                <w:sz w:val="24"/>
-                <w:szCs w:val="24"/>
-              </w:rPr>
               <w:t>Organitzeu i presenteu les dades de manera clara, utilitzant estratègies útils, tot i que podríeu millorar en algun aspecte.</w:t>
             </w:r>
           </w:p>
@@ -524,6 +492,12 @@
         <w:tc>
           <w:tcPr>
             <w:tcW w:w="0" w:type="auto"/>
+            <w:tcBorders>
+              <w:top w:val="single" w:sz="4" w:space="0" w:color="auto"/>
+              <w:left w:val="single" w:sz="4" w:space="0" w:color="auto"/>
+              <w:bottom w:val="single" w:sz="4" w:space="0" w:color="auto"/>
+              <w:right w:val="single" w:sz="4" w:space="0" w:color="auto"/>
+            </w:tcBorders>
             <w:tcMar>
               <w:top w:w="85" w:type="dxa"/>
               <w:left w:w="85" w:type="dxa"/>
@@ -536,16 +510,8 @@
           <w:p>
             <w:pPr>
               <w:jc w:val="center"/>
-              <w:rPr>
-                <w:sz w:val="24"/>
-                <w:szCs w:val="24"/>
-              </w:rPr>
             </w:pPr>
             <w:r>
-              <w:rPr>
-                <w:sz w:val="24"/>
-                <w:szCs w:val="24"/>
-              </w:rPr>
               <w:t>Organitzeu molt bé les dades i les analitzeu amb criteris matemàtics clars. Seguiu un procés ben estructurat.</w:t>
             </w:r>
           </w:p>
@@ -553,6 +519,8 @@
       </w:tr>
       <w:tr>
         <w:trPr>
+          <w:cantSplit/>
+          <w:trHeight w:val="1134"/>
           <w:tblCellSpacing w:w="15" w:type="dxa"/>
         </w:trPr>
         <w:tc>
@@ -564,11 +532,13 @@
               <w:bottom w:w="85" w:type="dxa"/>
               <w:right w:w="85" w:type="dxa"/>
             </w:tcMar>
+            <w:textDirection w:val="btLr"/>
             <w:vAlign w:val="center"/>
             <w:hideMark/>
           </w:tcPr>
           <w:p>
             <w:pPr>
+              <w:ind w:left="113" w:right="113"/>
               <w:rPr>
                 <w:sz w:val="24"/>
                 <w:szCs w:val="24"/>
@@ -600,16 +570,8 @@
           <w:p>
             <w:pPr>
               <w:jc w:val="center"/>
-              <w:rPr>
-                <w:sz w:val="24"/>
-                <w:szCs w:val="24"/>
-              </w:rPr>
             </w:pPr>
             <w:r>
-              <w:rPr>
-                <w:sz w:val="24"/>
-                <w:szCs w:val="24"/>
-              </w:rPr>
               <w:t>No expliqueu les vostres idees amb claredat o no feu servir bé el vocabulari matemàtic. No representeu les dades correctament.</w:t>
             </w:r>
           </w:p>
@@ -629,16 +591,8 @@
           <w:p>
             <w:pPr>
               <w:jc w:val="center"/>
-              <w:rPr>
-                <w:sz w:val="24"/>
-                <w:szCs w:val="24"/>
-              </w:rPr>
             </w:pPr>
             <w:r>
-              <w:rPr>
-                <w:sz w:val="24"/>
-                <w:szCs w:val="24"/>
-              </w:rPr>
               <w:t>Utilitzeu algunes paraules matemàtiques, però a vegades de manera incorrecta. Les vostres explicacions i gràfics podrien ser més clars.</w:t>
             </w:r>
           </w:p>
@@ -658,16 +612,8 @@
           <w:p>
             <w:pPr>
               <w:jc w:val="center"/>
-              <w:rPr>
-                <w:sz w:val="24"/>
-                <w:szCs w:val="24"/>
-              </w:rPr>
             </w:pPr>
             <w:r>
-              <w:rPr>
-                <w:sz w:val="24"/>
-                <w:szCs w:val="24"/>
-              </w:rPr>
               <w:t>Expresseu les vostres idees amb claredat i feu servir correctament el llenguatge matemàtic i els gràfics.</w:t>
             </w:r>
           </w:p>
@@ -675,6 +621,12 @@
         <w:tc>
           <w:tcPr>
             <w:tcW w:w="0" w:type="auto"/>
+            <w:tcBorders>
+              <w:top w:val="single" w:sz="4" w:space="0" w:color="auto"/>
+              <w:left w:val="single" w:sz="4" w:space="0" w:color="auto"/>
+              <w:bottom w:val="single" w:sz="4" w:space="0" w:color="auto"/>
+              <w:right w:val="single" w:sz="4" w:space="0" w:color="auto"/>
+            </w:tcBorders>
             <w:tcMar>
               <w:top w:w="85" w:type="dxa"/>
               <w:left w:w="85" w:type="dxa"/>
@@ -687,16 +639,8 @@
           <w:p>
             <w:pPr>
               <w:jc w:val="center"/>
-              <w:rPr>
-                <w:sz w:val="24"/>
-                <w:szCs w:val="24"/>
-              </w:rPr>
             </w:pPr>
             <w:r>
-              <w:rPr>
-                <w:sz w:val="24"/>
-                <w:szCs w:val="24"/>
-              </w:rPr>
               <w:t>Expliqueu tot molt bé, amb un llenguatge clar i correcte. Feu servir els termes matemàtics adequats i representeu les dades de manera clara i comprensible.</w:t>
             </w:r>
           </w:p>
@@ -704,6 +648,8 @@
       </w:tr>
       <w:tr>
         <w:trPr>
+          <w:cantSplit/>
+          <w:trHeight w:val="1134"/>
           <w:tblCellSpacing w:w="15" w:type="dxa"/>
         </w:trPr>
         <w:tc>
@@ -715,11 +661,13 @@
               <w:bottom w:w="85" w:type="dxa"/>
               <w:right w:w="85" w:type="dxa"/>
             </w:tcMar>
+            <w:textDirection w:val="btLr"/>
             <w:vAlign w:val="center"/>
             <w:hideMark/>
           </w:tcPr>
           <w:p>
             <w:pPr>
+              <w:ind w:left="113" w:right="113"/>
               <w:rPr>
                 <w:sz w:val="24"/>
                 <w:szCs w:val="24"/>
@@ -751,16 +699,8 @@
           <w:p>
             <w:pPr>
               <w:jc w:val="center"/>
-              <w:rPr>
-                <w:sz w:val="24"/>
-                <w:szCs w:val="24"/>
-              </w:rPr>
             </w:pPr>
             <w:r>
-              <w:rPr>
-                <w:sz w:val="24"/>
-                <w:szCs w:val="24"/>
-              </w:rPr>
               <w:t>No col·laboreu gaire entre vosaltres o no respecteu les idees dels companys. No repartiu bé la feina.</w:t>
             </w:r>
           </w:p>
@@ -780,16 +720,8 @@
           <w:p>
             <w:pPr>
               <w:jc w:val="center"/>
-              <w:rPr>
-                <w:sz w:val="24"/>
-                <w:szCs w:val="24"/>
-              </w:rPr>
             </w:pPr>
             <w:r>
-              <w:rPr>
-                <w:sz w:val="24"/>
-                <w:szCs w:val="24"/>
-              </w:rPr>
               <w:t>Treballeu junts, però participeu poc o no compartiu gairebé idees entre vosaltres.</w:t>
             </w:r>
           </w:p>
@@ -809,16 +741,8 @@
           <w:p>
             <w:pPr>
               <w:jc w:val="center"/>
-              <w:rPr>
-                <w:sz w:val="24"/>
-                <w:szCs w:val="24"/>
-              </w:rPr>
             </w:pPr>
             <w:r>
-              <w:rPr>
-                <w:sz w:val="24"/>
-                <w:szCs w:val="24"/>
-              </w:rPr>
               <w:t>Treballeu de manera cooperativa, escoltant els companys i fent aportacions útils per avançar en la tasca.</w:t>
             </w:r>
           </w:p>
@@ -826,6 +750,12 @@
         <w:tc>
           <w:tcPr>
             <w:tcW w:w="0" w:type="auto"/>
+            <w:tcBorders>
+              <w:top w:val="single" w:sz="4" w:space="0" w:color="auto"/>
+              <w:left w:val="single" w:sz="4" w:space="0" w:color="auto"/>
+              <w:bottom w:val="single" w:sz="4" w:space="0" w:color="auto"/>
+              <w:right w:val="single" w:sz="4" w:space="0" w:color="auto"/>
+            </w:tcBorders>
             <w:tcMar>
               <w:top w:w="85" w:type="dxa"/>
               <w:left w:w="85" w:type="dxa"/>
@@ -838,33 +768,9 @@
           <w:p>
             <w:pPr>
               <w:jc w:val="center"/>
-              <w:rPr>
-                <w:sz w:val="24"/>
-                <w:szCs w:val="24"/>
-              </w:rPr>
             </w:pPr>
             <w:r>
-              <w:rPr>
-                <w:sz w:val="24"/>
-                <w:szCs w:val="24"/>
-              </w:rPr>
-              <w:t xml:space="preserve">Treballeu de manera activa i </w:t>
-            </w:r>
-            <w:proofErr w:type="spellStart"/>
-            <w:r>
-              <w:rPr>
-                <w:sz w:val="24"/>
-                <w:szCs w:val="24"/>
-              </w:rPr>
-              <w:t>col·laborativa</w:t>
-            </w:r>
-            <w:proofErr w:type="spellEnd"/>
-            <w:r>
-              <w:rPr>
-                <w:sz w:val="24"/>
-                <w:szCs w:val="24"/>
-              </w:rPr>
-              <w:t>, escoltant i valorant les aportacions de tots els membres. Repartiu bé la feina i ajudeu els companys quan cal.</w:t>
+              <w:t>Treballeu de manera activa i col·laborativa, escoltant i valorant les aportacions de tots els membres. Repartiu bé la feina i ajudeu els companys quan cal.</w:t>
             </w:r>
           </w:p>
         </w:tc>
@@ -899,7 +805,164 @@
         <w:t>!</w:t>
       </w:r>
     </w:p>
-    <w:p/>
+    <w:p>
+      <w:pPr>
+        <w:rPr>
+          <w:b/>
+          <w:bCs/>
+        </w:rPr>
+      </w:pPr>
+      <w:r>
+        <w:rPr>
+          <w:b/>
+          <w:bCs/>
+        </w:rPr>
+        <w:t>Ordre del dossier:</w:t>
+      </w:r>
+    </w:p>
+    <w:p>
+      <w:pPr>
+        <w:pStyle w:val="ListParagraph"/>
+        <w:numPr>
+          <w:ilvl w:val="0"/>
+          <w:numId w:val="7"/>
+        </w:numPr>
+        <w:rPr>
+          <w:b/>
+          <w:bCs/>
+        </w:rPr>
+      </w:pPr>
+      <w:r>
+        <w:rPr>
+          <w:b/>
+          <w:bCs/>
+        </w:rPr>
+        <w:t>Portada</w:t>
+      </w:r>
+    </w:p>
+    <w:p>
+      <w:pPr>
+        <w:pStyle w:val="ListParagraph"/>
+        <w:numPr>
+          <w:ilvl w:val="0"/>
+          <w:numId w:val="7"/>
+        </w:numPr>
+        <w:rPr>
+          <w:b/>
+          <w:bCs/>
+        </w:rPr>
+      </w:pPr>
+      <w:r>
+        <w:rPr>
+          <w:b/>
+          <w:bCs/>
+        </w:rPr>
+        <w:t xml:space="preserve">Vocabulari </w:t>
+      </w:r>
+      <w:r>
+        <w:t>(Individual). Reviseu que hagueu escrit el nom al full.</w:t>
+      </w:r>
+    </w:p>
+    <w:p>
+      <w:pPr>
+        <w:pStyle w:val="ListParagraph"/>
+        <w:numPr>
+          <w:ilvl w:val="0"/>
+          <w:numId w:val="7"/>
+        </w:numPr>
+        <w:rPr>
+          <w:b/>
+          <w:bCs/>
+        </w:rPr>
+      </w:pPr>
+      <w:r>
+        <w:rPr>
+          <w:b/>
+          <w:bCs/>
+        </w:rPr>
+        <w:t>Experiment sistemàtic i primera recollida de dades</w:t>
+      </w:r>
+    </w:p>
+    <w:p>
+      <w:pPr>
+        <w:pStyle w:val="ListParagraph"/>
+        <w:numPr>
+          <w:ilvl w:val="0"/>
+          <w:numId w:val="7"/>
+        </w:numPr>
+        <w:rPr>
+          <w:b/>
+          <w:bCs/>
+        </w:rPr>
+      </w:pPr>
+      <w:r>
+        <w:rPr>
+          <w:b/>
+          <w:bCs/>
+        </w:rPr>
+        <w:t>Segona recollida de dades (sobre 100)</w:t>
+      </w:r>
+    </w:p>
+    <w:p>
+      <w:pPr>
+        <w:pStyle w:val="ListParagraph"/>
+        <w:numPr>
+          <w:ilvl w:val="0"/>
+          <w:numId w:val="7"/>
+        </w:numPr>
+        <w:rPr>
+          <w:b/>
+          <w:bCs/>
+        </w:rPr>
+      </w:pPr>
+      <w:r>
+        <w:rPr>
+          <w:b/>
+          <w:bCs/>
+        </w:rPr>
+        <w:t>Recollida de dades conjunta</w:t>
+      </w:r>
+    </w:p>
+    <w:p>
+      <w:pPr>
+        <w:pStyle w:val="ListParagraph"/>
+        <w:numPr>
+          <w:ilvl w:val="0"/>
+          <w:numId w:val="7"/>
+        </w:numPr>
+        <w:rPr>
+          <w:b/>
+          <w:bCs/>
+        </w:rPr>
+      </w:pPr>
+      <w:r>
+        <w:rPr>
+          <w:b/>
+          <w:bCs/>
+        </w:rPr>
+        <w:t>Informe final</w:t>
+      </w:r>
+    </w:p>
+    <w:p>
+      <w:pPr>
+        <w:pStyle w:val="ListParagraph"/>
+        <w:numPr>
+          <w:ilvl w:val="0"/>
+          <w:numId w:val="7"/>
+        </w:numPr>
+        <w:rPr>
+          <w:b/>
+          <w:bCs/>
+        </w:rPr>
+      </w:pPr>
+      <w:r>
+        <w:rPr>
+          <w:b/>
+          <w:bCs/>
+        </w:rPr>
+        <w:t>Rúbrica</w:t>
+      </w:r>
+    </w:p>
     <w:sectPr>
       <w:headerReference w:type="even" r:id="rId8"/>
       <w:headerReference w:type="default" r:id="rId9"/>
@@ -1141,6 +1204,7 @@
         <w:rFonts w:ascii="Ink Free" w:eastAsia="Century" w:hAnsi="Ink Free" w:cs="Century"/>
         <w:b/>
         <w:bCs/>
+        <w:noProof/>
         <w:color w:val="4472C4" w:themeColor="accent1"/>
         <w:sz w:val="52"/>
         <w:szCs w:val="52"/>
@@ -1223,6 +1287,7 @@
         <w:rFonts w:ascii="Ink Free" w:eastAsia="Century" w:hAnsi="Ink Free" w:cs="Century"/>
         <w:b/>
         <w:bCs/>
+        <w:noProof/>
         <w:color w:val="4472C4" w:themeColor="accent1"/>
         <w:sz w:val="52"/>
         <w:szCs w:val="52"/>
@@ -1488,6 +1553,118 @@
     </w:lvl>
   </w:abstractNum>
   <w:abstractNum w:abstractNumId="1" w15:restartNumberingAfterBreak="0">
+    <w:nsid w:val="179F716D"/>
+    <w:multiLevelType w:val="hybridMultilevel"/>
+    <w:tmpl w:val="19287AB4"/>
+    <w:lvl w:ilvl="0" w:tplc="E95ACF16">
+      <w:numFmt w:val="bullet"/>
+      <w:lvlText w:val="-"/>
+      <w:lvlJc w:val="left"/>
+      <w:pPr>
+        <w:ind w:left="720" w:hanging="360"/>
+      </w:pPr>
+      <w:rPr>
+        <w:rFonts w:ascii="Calibri" w:eastAsia="Calibri" w:hAnsi="Calibri" w:cs="Calibri" w:hint="default"/>
+      </w:rPr>
+    </w:lvl>
+    <w:lvl w:ilvl="1" w:tplc="0C0A0003" w:tentative="1">
+      <w:start w:val="1"/>
+      <w:numFmt w:val="bullet"/>
+      <w:lvlText w:val="o"/>
+      <w:lvlJc w:val="left"/>
+      <w:pPr>
+        <w:ind w:left="1440" w:hanging="360"/>
+      </w:pPr>
+      <w:rPr>
+        <w:rFonts w:ascii="Courier New" w:hAnsi="Courier New" w:cs="Courier New" w:hint="default"/>
+      </w:rPr>
+    </w:lvl>
+    <w:lvl w:ilvl="2" w:tplc="0C0A0005" w:tentative="1">
+      <w:start w:val="1"/>
+      <w:numFmt w:val="bullet"/>
+      <w:lvlText w:val=""/>
+      <w:lvlJc w:val="left"/>
+      <w:pPr>
+        <w:ind w:left="2160" w:hanging="360"/>
+      </w:pPr>
+      <w:rPr>
+        <w:rFonts w:ascii="Wingdings" w:hAnsi="Wingdings" w:hint="default"/>
+      </w:rPr>
+    </w:lvl>
+    <w:lvl w:ilvl="3" w:tplc="0C0A0001" w:tentative="1">
+      <w:start w:val="1"/>
+      <w:numFmt w:val="bullet"/>
+      <w:lvlText w:val=""/>
+      <w:lvlJc w:val="left"/>
+      <w:pPr>
+        <w:ind w:left="2880" w:hanging="360"/>
+      </w:pPr>
+      <w:rPr>
+        <w:rFonts w:ascii="Symbol" w:hAnsi="Symbol" w:hint="default"/>
+      </w:rPr>
+    </w:lvl>
+    <w:lvl w:ilvl="4" w:tplc="0C0A0003" w:tentative="1">
+      <w:start w:val="1"/>
+      <w:numFmt w:val="bullet"/>
+      <w:lvlText w:val="o"/>
+      <w:lvlJc w:val="left"/>
+      <w:pPr>
+        <w:ind w:left="3600" w:hanging="360"/>
+      </w:pPr>
+      <w:rPr>
+        <w:rFonts w:ascii="Courier New" w:hAnsi="Courier New" w:cs="Courier New" w:hint="default"/>
+      </w:rPr>
+    </w:lvl>
+    <w:lvl w:ilvl="5" w:tplc="0C0A0005" w:tentative="1">
+      <w:start w:val="1"/>
+      <w:numFmt w:val="bullet"/>
+      <w:lvlText w:val=""/>
+      <w:lvlJc w:val="left"/>
+      <w:pPr>
+        <w:ind w:left="4320" w:hanging="360"/>
+      </w:pPr>
+      <w:rPr>
+        <w:rFonts w:ascii="Wingdings" w:hAnsi="Wingdings" w:hint="default"/>
+      </w:rPr>
+    </w:lvl>
+    <w:lvl w:ilvl="6" w:tplc="0C0A0001" w:tentative="1">
+      <w:start w:val="1"/>
+      <w:numFmt w:val="bullet"/>
+      <w:lvlText w:val=""/>
+      <w:lvlJc w:val="left"/>
+      <w:pPr>
+        <w:ind w:left="5040" w:hanging="360"/>
+      </w:pPr>
+      <w:rPr>
+        <w:rFonts w:ascii="Symbol" w:hAnsi="Symbol" w:hint="default"/>
+      </w:rPr>
+    </w:lvl>
+    <w:lvl w:ilvl="7" w:tplc="0C0A0003" w:tentative="1">
+      <w:start w:val="1"/>
+      <w:numFmt w:val="bullet"/>
+      <w:lvlText w:val="o"/>
+      <w:lvlJc w:val="left"/>
+      <w:pPr>
+        <w:ind w:left="5760" w:hanging="360"/>
+      </w:pPr>
+      <w:rPr>
+        <w:rFonts w:ascii="Courier New" w:hAnsi="Courier New" w:cs="Courier New" w:hint="default"/>
+      </w:rPr>
+    </w:lvl>
+    <w:lvl w:ilvl="8" w:tplc="0C0A0005" w:tentative="1">
+      <w:start w:val="1"/>
+      <w:numFmt w:val="bullet"/>
+      <w:lvlText w:val=""/>
+      <w:lvlJc w:val="left"/>
+      <w:pPr>
+        <w:ind w:left="6480" w:hanging="360"/>
+      </w:pPr>
+      <w:rPr>
+        <w:rFonts w:ascii="Wingdings" w:hAnsi="Wingdings" w:hint="default"/>
+      </w:rPr>
+    </w:lvl>
+  </w:abstractNum>
+  <w:abstractNum w:abstractNumId="2" w15:restartNumberingAfterBreak="0">
     <w:nsid w:val="25346338"/>
     <w:multiLevelType w:val="hybridMultilevel"/>
     <w:tmpl w:val="F1D88284"/>
@@ -1576,7 +1753,7 @@
       </w:pPr>
     </w:lvl>
   </w:abstractNum>
-  <w:abstractNum w:abstractNumId="2" w15:restartNumberingAfterBreak="0">
+  <w:abstractNum w:abstractNumId="3" w15:restartNumberingAfterBreak="0">
     <w:nsid w:val="3EBC05A6"/>
     <w:multiLevelType w:val="hybridMultilevel"/>
     <w:tmpl w:val="E14806E4"/>
@@ -1689,7 +1866,7 @@
       </w:rPr>
     </w:lvl>
   </w:abstractNum>
-  <w:abstractNum w:abstractNumId="3" w15:restartNumberingAfterBreak="0">
+  <w:abstractNum w:abstractNumId="4" w15:restartNumberingAfterBreak="0">
     <w:nsid w:val="47CF1C50"/>
     <w:multiLevelType w:val="hybridMultilevel"/>
     <w:tmpl w:val="AFE204C2"/>
@@ -1775,7 +1952,7 @@
       </w:pPr>
     </w:lvl>
   </w:abstractNum>
-  <w:abstractNum w:abstractNumId="4" w15:restartNumberingAfterBreak="0">
+  <w:abstractNum w:abstractNumId="5" w15:restartNumberingAfterBreak="0">
     <w:nsid w:val="6E85443F"/>
     <w:multiLevelType w:val="multilevel"/>
     <w:tmpl w:val="ED22DEB6"/>
@@ -1888,7 +2065,7 @@
       </w:rPr>
     </w:lvl>
   </w:abstractNum>
-  <w:abstractNum w:abstractNumId="5" w15:restartNumberingAfterBreak="0">
+  <w:abstractNum w:abstractNumId="6" w15:restartNumberingAfterBreak="0">
     <w:nsid w:val="7D3A7EB6"/>
     <w:multiLevelType w:val="hybridMultilevel"/>
     <w:tmpl w:val="41A6CEA2"/>
@@ -2002,22 +2179,25 @@
     </w:lvl>
   </w:abstractNum>
   <w:num w:numId="1" w16cid:durableId="463625189">
-    <w:abstractNumId w:val="4"/>
+    <w:abstractNumId w:val="5"/>
   </w:num>
   <w:num w:numId="2" w16cid:durableId="1953702359">
-    <w:abstractNumId w:val="1"/>
+    <w:abstractNumId w:val="2"/>
   </w:num>
   <w:num w:numId="3" w16cid:durableId="1683437150">
     <w:abstractNumId w:val="0"/>
   </w:num>
   <w:num w:numId="4" w16cid:durableId="122047486">
-    <w:abstractNumId w:val="5"/>
+    <w:abstractNumId w:val="6"/>
   </w:num>
   <w:num w:numId="5" w16cid:durableId="481197599">
+    <w:abstractNumId w:val="4"/>
+  </w:num>
+  <w:num w:numId="6" w16cid:durableId="123164615">
     <w:abstractNumId w:val="3"/>
   </w:num>
-  <w:num w:numId="6" w16cid:durableId="123164615">
-    <w:abstractNumId w:val="2"/>
+  <w:num w:numId="7" w16cid:durableId="547575149">
+    <w:abstractNumId w:val="1"/>
   </w:num>
 </w:numbering>
 </file>
@@ -2541,6 +2721,7 @@
   <w:style w:type="character" w:default="1" w:styleId="DefaultParagraphFont">
     <w:name w:val="Default Paragraph Font"/>
     <w:uiPriority w:val="1"/>
+    <w:semiHidden/>
     <w:unhideWhenUsed/>
   </w:style>
   <w:style w:type="table" w:default="1" w:styleId="TableNormal">

--- a/REI-Recogida-de-datos/07 - Rúbrica d'avaluació.docx
+++ b/REI-Recogida-de-datos/07 - Rúbrica d'avaluació.docx
@@ -35,11 +35,8 @@
         <w:tblLook w:val="04A0" w:firstRow="1" w:lastRow="0" w:firstColumn="1" w:lastColumn="0" w:noHBand="0" w:noVBand="1"/>
       </w:tblPr>
       <w:tblGrid>
-        <w:gridCol w:w="1039"/>
-        <w:gridCol w:w="2278"/>
-        <w:gridCol w:w="2396"/>
-        <w:gridCol w:w="2171"/>
-        <w:gridCol w:w="2577"/>
+        <w:gridCol w:w="2268"/>
+        <w:gridCol w:w="8193"/>
       </w:tblGrid>
       <w:tr>
         <w:trPr>
@@ -48,7 +45,7 @@
         </w:trPr>
         <w:tc>
           <w:tcPr>
-            <w:tcW w:w="0" w:type="auto"/>
+            <w:tcW w:w="2223" w:type="dxa"/>
             <w:vAlign w:val="center"/>
             <w:hideMark/>
           </w:tcPr>
@@ -74,142 +71,7 @@
         </w:tc>
         <w:tc>
           <w:tcPr>
-            <w:tcW w:w="0" w:type="auto"/>
-            <w:vAlign w:val="center"/>
-            <w:hideMark/>
-          </w:tcPr>
-          <w:p>
-            <w:pPr>
-              <w:jc w:val="center"/>
-              <w:rPr>
-                <w:b/>
-                <w:bCs/>
-                <w:sz w:val="24"/>
-                <w:szCs w:val="24"/>
-              </w:rPr>
-            </w:pPr>
-            <w:r>
-              <w:rPr>
-                <w:b/>
-                <w:bCs/>
-                <w:sz w:val="24"/>
-                <w:szCs w:val="24"/>
-              </w:rPr>
-              <w:t>Heu de millorar (</w:t>
-            </w:r>
-            <w:r>
-              <w:rPr>
-                <w:b/>
-                <w:bCs/>
-                <w:sz w:val="24"/>
-                <w:szCs w:val="24"/>
-              </w:rPr>
-              <w:t>1</w:t>
-            </w:r>
-            <w:r>
-              <w:rPr>
-                <w:b/>
-                <w:bCs/>
-                <w:sz w:val="24"/>
-                <w:szCs w:val="24"/>
-              </w:rPr>
-              <w:t>)</w:t>
-            </w:r>
-          </w:p>
-        </w:tc>
-        <w:tc>
-          <w:tcPr>
-            <w:tcW w:w="0" w:type="auto"/>
-            <w:vAlign w:val="center"/>
-            <w:hideMark/>
-          </w:tcPr>
-          <w:p>
-            <w:pPr>
-              <w:jc w:val="center"/>
-              <w:rPr>
-                <w:b/>
-                <w:bCs/>
-                <w:sz w:val="24"/>
-                <w:szCs w:val="24"/>
-              </w:rPr>
-            </w:pPr>
-            <w:r>
-              <w:rPr>
-                <w:b/>
-                <w:bCs/>
-                <w:sz w:val="24"/>
-                <w:szCs w:val="24"/>
-              </w:rPr>
-              <w:t>Aneu pel bon camí (</w:t>
-            </w:r>
-            <w:r>
-              <w:rPr>
-                <w:b/>
-                <w:bCs/>
-                <w:sz w:val="24"/>
-                <w:szCs w:val="24"/>
-              </w:rPr>
-              <w:t>2</w:t>
-            </w:r>
-            <w:r>
-              <w:rPr>
-                <w:b/>
-                <w:bCs/>
-                <w:sz w:val="24"/>
-                <w:szCs w:val="24"/>
-              </w:rPr>
-              <w:t>)</w:t>
-            </w:r>
-          </w:p>
-        </w:tc>
-        <w:tc>
-          <w:tcPr>
-            <w:tcW w:w="0" w:type="auto"/>
-            <w:vAlign w:val="center"/>
-            <w:hideMark/>
-          </w:tcPr>
-          <w:p>
-            <w:pPr>
-              <w:jc w:val="center"/>
-              <w:rPr>
-                <w:b/>
-                <w:bCs/>
-                <w:sz w:val="24"/>
-                <w:szCs w:val="24"/>
-              </w:rPr>
-            </w:pPr>
-            <w:r>
-              <w:rPr>
-                <w:b/>
-                <w:bCs/>
-                <w:sz w:val="24"/>
-                <w:szCs w:val="24"/>
-              </w:rPr>
-              <w:t>Ho feu força bé (</w:t>
-            </w:r>
-            <w:r>
-              <w:rPr>
-                <w:b/>
-                <w:bCs/>
-                <w:sz w:val="24"/>
-                <w:szCs w:val="24"/>
-              </w:rPr>
-              <w:t>3</w:t>
-            </w:r>
-            <w:r>
-              <w:rPr>
-                <w:b/>
-                <w:bCs/>
-                <w:sz w:val="24"/>
-                <w:szCs w:val="24"/>
-              </w:rPr>
-              <w:t>)</w:t>
-            </w:r>
-          </w:p>
-        </w:tc>
-        <w:tc>
-          <w:tcPr>
-            <w:tcW w:w="0" w:type="auto"/>
+            <w:tcW w:w="8148" w:type="dxa"/>
             <w:tcBorders>
               <w:top w:val="single" w:sz="4" w:space="0" w:color="auto"/>
               <w:left w:val="single" w:sz="4" w:space="0" w:color="auto"/>
@@ -236,25 +98,7 @@
                 <w:sz w:val="24"/>
                 <w:szCs w:val="24"/>
               </w:rPr>
-              <w:t>Excel·lent equip! (</w:t>
-            </w:r>
-            <w:r>
-              <w:rPr>
-                <w:b/>
-                <w:bCs/>
-                <w:sz w:val="24"/>
-                <w:szCs w:val="24"/>
-              </w:rPr>
-              <w:t>4</w:t>
-            </w:r>
-            <w:r>
-              <w:rPr>
-                <w:b/>
-                <w:bCs/>
-                <w:sz w:val="24"/>
-                <w:szCs w:val="24"/>
-              </w:rPr>
-              <w:t>)</w:t>
+              <w:t>Excel·lent equip!</w:t>
             </w:r>
           </w:p>
         </w:tc>
@@ -267,20 +111,19 @@
         </w:trPr>
         <w:tc>
           <w:tcPr>
-            <w:tcW w:w="0" w:type="auto"/>
+            <w:tcW w:w="2223" w:type="dxa"/>
             <w:tcMar>
               <w:top w:w="85" w:type="dxa"/>
               <w:left w:w="85" w:type="dxa"/>
               <w:bottom w:w="85" w:type="dxa"/>
               <w:right w:w="85" w:type="dxa"/>
             </w:tcMar>
-            <w:textDirection w:val="btLr"/>
             <w:vAlign w:val="center"/>
             <w:hideMark/>
           </w:tcPr>
           <w:p>
             <w:pPr>
-              <w:ind w:left="113" w:right="113"/>
+              <w:spacing w:line="240" w:lineRule="auto"/>
               <w:rPr>
                 <w:sz w:val="24"/>
                 <w:szCs w:val="24"/>
@@ -293,76 +136,20 @@
                 <w:sz w:val="24"/>
                 <w:szCs w:val="24"/>
               </w:rPr>
-              <w:t>CE3: Fer hipòtesis i explicar-les</w:t>
+              <w:t>CE3</w:t>
+            </w:r>
+            <w:r>
+              <w:rPr>
+                <w:sz w:val="24"/>
+                <w:szCs w:val="24"/>
+              </w:rPr>
+              <w:t>: Fer hipòtesis i explicar-les</w:t>
             </w:r>
           </w:p>
         </w:tc>
         <w:tc>
           <w:tcPr>
-            <w:tcW w:w="0" w:type="auto"/>
-            <w:tcMar>
-              <w:top w:w="85" w:type="dxa"/>
-              <w:left w:w="85" w:type="dxa"/>
-              <w:bottom w:w="85" w:type="dxa"/>
-              <w:right w:w="85" w:type="dxa"/>
-            </w:tcMar>
-            <w:vAlign w:val="center"/>
-            <w:hideMark/>
-          </w:tcPr>
-          <w:p>
-            <w:pPr>
-              <w:jc w:val="center"/>
-            </w:pPr>
-            <w:r>
-              <w:t>Proposeu idees poc clares o sense fonament. No justifiqueu bé les vostres respostes.</w:t>
-            </w:r>
-          </w:p>
-        </w:tc>
-        <w:tc>
-          <w:tcPr>
-            <w:tcW w:w="0" w:type="auto"/>
-            <w:tcMar>
-              <w:top w:w="85" w:type="dxa"/>
-              <w:left w:w="85" w:type="dxa"/>
-              <w:bottom w:w="85" w:type="dxa"/>
-              <w:right w:w="85" w:type="dxa"/>
-            </w:tcMar>
-            <w:vAlign w:val="center"/>
-            <w:hideMark/>
-          </w:tcPr>
-          <w:p>
-            <w:pPr>
-              <w:jc w:val="center"/>
-            </w:pPr>
-            <w:r>
-              <w:t>Feu hipòtesis senzilles, però les explicacions són incompletes o amb errors de raonament.</w:t>
-            </w:r>
-          </w:p>
-        </w:tc>
-        <w:tc>
-          <w:tcPr>
-            <w:tcW w:w="0" w:type="auto"/>
-            <w:tcMar>
-              <w:top w:w="85" w:type="dxa"/>
-              <w:left w:w="85" w:type="dxa"/>
-              <w:bottom w:w="85" w:type="dxa"/>
-              <w:right w:w="85" w:type="dxa"/>
-            </w:tcMar>
-            <w:vAlign w:val="center"/>
-            <w:hideMark/>
-          </w:tcPr>
-          <w:p>
-            <w:pPr>
-              <w:jc w:val="center"/>
-            </w:pPr>
-            <w:r>
-              <w:t>Feu hipòtesis clares i ben justificades amb les dades, tot i que podeu millorar alguns detalls.</w:t>
-            </w:r>
-          </w:p>
-        </w:tc>
-        <w:tc>
-          <w:tcPr>
-            <w:tcW w:w="0" w:type="auto"/>
+            <w:tcW w:w="8148" w:type="dxa"/>
             <w:tcBorders>
               <w:top w:val="single" w:sz="4" w:space="0" w:color="auto"/>
               <w:left w:val="single" w:sz="4" w:space="0" w:color="auto"/>
@@ -383,7 +170,15 @@
               <w:jc w:val="center"/>
             </w:pPr>
             <w:r>
-              <w:t>Feu hipòtesis molt clares i ben argumentades. Justifiqueu bé les conclusions amb dades i un bon raonament matemàtic.</w:t>
+              <w:t xml:space="preserve">Feu hipòtesis molt clares i ben argumentades. </w:t>
+            </w:r>
+          </w:p>
+          <w:p>
+            <w:pPr>
+              <w:jc w:val="center"/>
+            </w:pPr>
+            <w:r>
+              <w:t>Justifiqueu bé les conclusions amb dades i un bon raonament matemàtic.</w:t>
             </w:r>
           </w:p>
         </w:tc>
@@ -396,20 +191,19 @@
         </w:trPr>
         <w:tc>
           <w:tcPr>
-            <w:tcW w:w="0" w:type="auto"/>
+            <w:tcW w:w="2223" w:type="dxa"/>
             <w:tcMar>
               <w:top w:w="85" w:type="dxa"/>
               <w:left w:w="85" w:type="dxa"/>
               <w:bottom w:w="85" w:type="dxa"/>
               <w:right w:w="85" w:type="dxa"/>
             </w:tcMar>
-            <w:textDirection w:val="btLr"/>
             <w:vAlign w:val="center"/>
             <w:hideMark/>
           </w:tcPr>
           <w:p>
             <w:pPr>
-              <w:ind w:left="113" w:right="113"/>
+              <w:spacing w:line="240" w:lineRule="auto"/>
               <w:rPr>
                 <w:sz w:val="24"/>
                 <w:szCs w:val="24"/>
@@ -422,76 +216,20 @@
                 <w:sz w:val="24"/>
                 <w:szCs w:val="24"/>
               </w:rPr>
-              <w:t>CE4: Organitzar i analitzar dades</w:t>
+              <w:t>CE4</w:t>
+            </w:r>
+            <w:r>
+              <w:rPr>
+                <w:sz w:val="24"/>
+                <w:szCs w:val="24"/>
+              </w:rPr>
+              <w:t>: Organitzar i analitzar dades</w:t>
             </w:r>
           </w:p>
         </w:tc>
         <w:tc>
           <w:tcPr>
-            <w:tcW w:w="0" w:type="auto"/>
-            <w:tcMar>
-              <w:top w:w="85" w:type="dxa"/>
-              <w:left w:w="85" w:type="dxa"/>
-              <w:bottom w:w="85" w:type="dxa"/>
-              <w:right w:w="85" w:type="dxa"/>
-            </w:tcMar>
-            <w:vAlign w:val="center"/>
-            <w:hideMark/>
-          </w:tcPr>
-          <w:p>
-            <w:pPr>
-              <w:jc w:val="center"/>
-            </w:pPr>
-            <w:r>
-              <w:t>No organitzeu bé les dades o no seguiu cap pla clar per analitzar-les.</w:t>
-            </w:r>
-          </w:p>
-        </w:tc>
-        <w:tc>
-          <w:tcPr>
-            <w:tcW w:w="0" w:type="auto"/>
-            <w:tcMar>
-              <w:top w:w="85" w:type="dxa"/>
-              <w:left w:w="85" w:type="dxa"/>
-              <w:bottom w:w="85" w:type="dxa"/>
-              <w:right w:w="85" w:type="dxa"/>
-            </w:tcMar>
-            <w:vAlign w:val="center"/>
-            <w:hideMark/>
-          </w:tcPr>
-          <w:p>
-            <w:pPr>
-              <w:jc w:val="center"/>
-            </w:pPr>
-            <w:r>
-              <w:t>Recolliu i organitzeu les dades, però amb alguns errors o sense estructurar-les del tot bé.</w:t>
-            </w:r>
-          </w:p>
-        </w:tc>
-        <w:tc>
-          <w:tcPr>
-            <w:tcW w:w="0" w:type="auto"/>
-            <w:tcMar>
-              <w:top w:w="85" w:type="dxa"/>
-              <w:left w:w="85" w:type="dxa"/>
-              <w:bottom w:w="85" w:type="dxa"/>
-              <w:right w:w="85" w:type="dxa"/>
-            </w:tcMar>
-            <w:vAlign w:val="center"/>
-            <w:hideMark/>
-          </w:tcPr>
-          <w:p>
-            <w:pPr>
-              <w:jc w:val="center"/>
-            </w:pPr>
-            <w:r>
-              <w:t>Organitzeu i presenteu les dades de manera clara, utilitzant estratègies útils, tot i que podríeu millorar en algun aspecte.</w:t>
-            </w:r>
-          </w:p>
-        </w:tc>
-        <w:tc>
-          <w:tcPr>
-            <w:tcW w:w="0" w:type="auto"/>
+            <w:tcW w:w="8148" w:type="dxa"/>
             <w:tcBorders>
               <w:top w:val="single" w:sz="4" w:space="0" w:color="auto"/>
               <w:left w:val="single" w:sz="4" w:space="0" w:color="auto"/>
@@ -512,7 +250,15 @@
               <w:jc w:val="center"/>
             </w:pPr>
             <w:r>
-              <w:t>Organitzeu molt bé les dades i les analitzeu amb criteris matemàtics clars. Seguiu un procés ben estructurat.</w:t>
+              <w:t xml:space="preserve">Organitzeu molt bé les dades i les analitzeu amb criteris matemàtics clars. </w:t>
+            </w:r>
+          </w:p>
+          <w:p>
+            <w:pPr>
+              <w:jc w:val="center"/>
+            </w:pPr>
+            <w:r>
+              <w:t>Seguiu un procés ben estructurat.</w:t>
             </w:r>
           </w:p>
         </w:tc>
@@ -525,20 +271,19 @@
         </w:trPr>
         <w:tc>
           <w:tcPr>
-            <w:tcW w:w="0" w:type="auto"/>
+            <w:tcW w:w="2223" w:type="dxa"/>
             <w:tcMar>
               <w:top w:w="85" w:type="dxa"/>
               <w:left w:w="85" w:type="dxa"/>
               <w:bottom w:w="85" w:type="dxa"/>
               <w:right w:w="85" w:type="dxa"/>
             </w:tcMar>
-            <w:textDirection w:val="btLr"/>
             <w:vAlign w:val="center"/>
             <w:hideMark/>
           </w:tcPr>
           <w:p>
             <w:pPr>
-              <w:ind w:left="113" w:right="113"/>
+              <w:spacing w:line="240" w:lineRule="auto"/>
               <w:rPr>
                 <w:sz w:val="24"/>
                 <w:szCs w:val="24"/>
@@ -551,76 +296,20 @@
                 <w:sz w:val="24"/>
                 <w:szCs w:val="24"/>
               </w:rPr>
-              <w:t>CE7: Explicar i representar els resultats matemàtics</w:t>
+              <w:t>CE7</w:t>
+            </w:r>
+            <w:r>
+              <w:rPr>
+                <w:sz w:val="24"/>
+                <w:szCs w:val="24"/>
+              </w:rPr>
+              <w:t>: Explicar i representar els resultats matemàtics</w:t>
             </w:r>
           </w:p>
         </w:tc>
         <w:tc>
           <w:tcPr>
-            <w:tcW w:w="0" w:type="auto"/>
-            <w:tcMar>
-              <w:top w:w="85" w:type="dxa"/>
-              <w:left w:w="85" w:type="dxa"/>
-              <w:bottom w:w="85" w:type="dxa"/>
-              <w:right w:w="85" w:type="dxa"/>
-            </w:tcMar>
-            <w:vAlign w:val="center"/>
-            <w:hideMark/>
-          </w:tcPr>
-          <w:p>
-            <w:pPr>
-              <w:jc w:val="center"/>
-            </w:pPr>
-            <w:r>
-              <w:t>No expliqueu les vostres idees amb claredat o no feu servir bé el vocabulari matemàtic. No representeu les dades correctament.</w:t>
-            </w:r>
-          </w:p>
-        </w:tc>
-        <w:tc>
-          <w:tcPr>
-            <w:tcW w:w="0" w:type="auto"/>
-            <w:tcMar>
-              <w:top w:w="85" w:type="dxa"/>
-              <w:left w:w="85" w:type="dxa"/>
-              <w:bottom w:w="85" w:type="dxa"/>
-              <w:right w:w="85" w:type="dxa"/>
-            </w:tcMar>
-            <w:vAlign w:val="center"/>
-            <w:hideMark/>
-          </w:tcPr>
-          <w:p>
-            <w:pPr>
-              <w:jc w:val="center"/>
-            </w:pPr>
-            <w:r>
-              <w:t>Utilitzeu algunes paraules matemàtiques, però a vegades de manera incorrecta. Les vostres explicacions i gràfics podrien ser més clars.</w:t>
-            </w:r>
-          </w:p>
-        </w:tc>
-        <w:tc>
-          <w:tcPr>
-            <w:tcW w:w="0" w:type="auto"/>
-            <w:tcMar>
-              <w:top w:w="85" w:type="dxa"/>
-              <w:left w:w="85" w:type="dxa"/>
-              <w:bottom w:w="85" w:type="dxa"/>
-              <w:right w:w="85" w:type="dxa"/>
-            </w:tcMar>
-            <w:vAlign w:val="center"/>
-            <w:hideMark/>
-          </w:tcPr>
-          <w:p>
-            <w:pPr>
-              <w:jc w:val="center"/>
-            </w:pPr>
-            <w:r>
-              <w:t>Expresseu les vostres idees amb claredat i feu servir correctament el llenguatge matemàtic i els gràfics.</w:t>
-            </w:r>
-          </w:p>
-        </w:tc>
-        <w:tc>
-          <w:tcPr>
-            <w:tcW w:w="0" w:type="auto"/>
+            <w:tcW w:w="8148" w:type="dxa"/>
             <w:tcBorders>
               <w:top w:val="single" w:sz="4" w:space="0" w:color="auto"/>
               <w:left w:val="single" w:sz="4" w:space="0" w:color="auto"/>
@@ -641,7 +330,21 @@
               <w:jc w:val="center"/>
             </w:pPr>
             <w:r>
-              <w:t>Expliqueu tot molt bé, amb un llenguatge clar i correcte. Feu servir els termes matemàtics adequats i representeu les dades de manera clara i comprensible.</w:t>
+              <w:t>Expliqueu tot molt bé, amb un llenguatge clar i correcte.</w:t>
+            </w:r>
+          </w:p>
+          <w:p>
+            <w:pPr>
+              <w:jc w:val="center"/>
+            </w:pPr>
+            <w:r>
+              <w:t xml:space="preserve"> Feu servir</w:t>
+            </w:r>
+            <w:r>
+              <w:t xml:space="preserve"> correctament</w:t>
+            </w:r>
+            <w:r>
+              <w:t xml:space="preserve"> els termes matemàtics adequats.</w:t>
             </w:r>
           </w:p>
         </w:tc>
@@ -654,20 +357,19 @@
         </w:trPr>
         <w:tc>
           <w:tcPr>
-            <w:tcW w:w="0" w:type="auto"/>
+            <w:tcW w:w="2223" w:type="dxa"/>
             <w:tcMar>
               <w:top w:w="85" w:type="dxa"/>
               <w:left w:w="85" w:type="dxa"/>
               <w:bottom w:w="85" w:type="dxa"/>
               <w:right w:w="85" w:type="dxa"/>
             </w:tcMar>
-            <w:textDirection w:val="btLr"/>
             <w:vAlign w:val="center"/>
             <w:hideMark/>
           </w:tcPr>
           <w:p>
             <w:pPr>
-              <w:ind w:left="113" w:right="113"/>
+              <w:spacing w:line="240" w:lineRule="auto"/>
               <w:rPr>
                 <w:sz w:val="24"/>
                 <w:szCs w:val="24"/>
@@ -680,76 +382,20 @@
                 <w:sz w:val="24"/>
                 <w:szCs w:val="24"/>
               </w:rPr>
-              <w:t>CE9: Treball en equip i col·laboració</w:t>
+              <w:t>CE9</w:t>
+            </w:r>
+            <w:r>
+              <w:rPr>
+                <w:sz w:val="24"/>
+                <w:szCs w:val="24"/>
+              </w:rPr>
+              <w:t>: Treball en equip i col·laboració</w:t>
             </w:r>
           </w:p>
         </w:tc>
         <w:tc>
           <w:tcPr>
-            <w:tcW w:w="0" w:type="auto"/>
-            <w:tcMar>
-              <w:top w:w="85" w:type="dxa"/>
-              <w:left w:w="85" w:type="dxa"/>
-              <w:bottom w:w="85" w:type="dxa"/>
-              <w:right w:w="85" w:type="dxa"/>
-            </w:tcMar>
-            <w:vAlign w:val="center"/>
-            <w:hideMark/>
-          </w:tcPr>
-          <w:p>
-            <w:pPr>
-              <w:jc w:val="center"/>
-            </w:pPr>
-            <w:r>
-              <w:t>No col·laboreu gaire entre vosaltres o no respecteu les idees dels companys. No repartiu bé la feina.</w:t>
-            </w:r>
-          </w:p>
-        </w:tc>
-        <w:tc>
-          <w:tcPr>
-            <w:tcW w:w="0" w:type="auto"/>
-            <w:tcMar>
-              <w:top w:w="85" w:type="dxa"/>
-              <w:left w:w="85" w:type="dxa"/>
-              <w:bottom w:w="85" w:type="dxa"/>
-              <w:right w:w="85" w:type="dxa"/>
-            </w:tcMar>
-            <w:vAlign w:val="center"/>
-            <w:hideMark/>
-          </w:tcPr>
-          <w:p>
-            <w:pPr>
-              <w:jc w:val="center"/>
-            </w:pPr>
-            <w:r>
-              <w:t>Treballeu junts, però participeu poc o no compartiu gairebé idees entre vosaltres.</w:t>
-            </w:r>
-          </w:p>
-        </w:tc>
-        <w:tc>
-          <w:tcPr>
-            <w:tcW w:w="0" w:type="auto"/>
-            <w:tcMar>
-              <w:top w:w="85" w:type="dxa"/>
-              <w:left w:w="85" w:type="dxa"/>
-              <w:bottom w:w="85" w:type="dxa"/>
-              <w:right w:w="85" w:type="dxa"/>
-            </w:tcMar>
-            <w:vAlign w:val="center"/>
-            <w:hideMark/>
-          </w:tcPr>
-          <w:p>
-            <w:pPr>
-              <w:jc w:val="center"/>
-            </w:pPr>
-            <w:r>
-              <w:t>Treballeu de manera cooperativa, escoltant els companys i fent aportacions útils per avançar en la tasca.</w:t>
-            </w:r>
-          </w:p>
-        </w:tc>
-        <w:tc>
-          <w:tcPr>
-            <w:tcW w:w="0" w:type="auto"/>
+            <w:tcW w:w="8148" w:type="dxa"/>
             <w:tcBorders>
               <w:top w:val="single" w:sz="4" w:space="0" w:color="auto"/>
               <w:left w:val="single" w:sz="4" w:space="0" w:color="auto"/>
@@ -770,7 +416,15 @@
               <w:jc w:val="center"/>
             </w:pPr>
             <w:r>
-              <w:t>Treballeu de manera activa i col·laborativa, escoltant i valorant les aportacions de tots els membres. Repartiu bé la feina i ajudeu els companys quan cal.</w:t>
+              <w:t xml:space="preserve">Treballeu de manera activa i </w:t>
+            </w:r>
+            <w:proofErr w:type="spellStart"/>
+            <w:r>
+              <w:t>col·laborativa</w:t>
+            </w:r>
+            <w:proofErr w:type="spellEnd"/>
+            <w:r>
+              <w:t>, escoltant i valorant les aportacions de tots els membres. Repartiu bé la feina i ajudeu els companys quan cal.</w:t>
             </w:r>
           </w:p>
         </w:tc>

--- a/REI-Recogida-de-datos/07 - Rúbrica d'avaluació.docx
+++ b/REI-Recogida-de-datos/07 - Rúbrica d'avaluació.docx
@@ -98,7 +98,25 @@
                 <w:sz w:val="24"/>
                 <w:szCs w:val="24"/>
               </w:rPr>
-              <w:t>Excel·lent equip!</w:t>
+              <w:t>Excel·lent</w:t>
+            </w:r>
+            <w:r>
+              <w:rPr>
+                <w:b/>
+                <w:bCs/>
+                <w:sz w:val="24"/>
+                <w:szCs w:val="24"/>
+              </w:rPr>
+              <w:t>,</w:t>
+            </w:r>
+            <w:r>
+              <w:rPr>
+                <w:b/>
+                <w:bCs/>
+                <w:sz w:val="24"/>
+                <w:szCs w:val="24"/>
+              </w:rPr>
+              <w:t xml:space="preserve"> equip!</w:t>
             </w:r>
           </w:p>
         </w:tc>
@@ -416,15 +434,7 @@
               <w:jc w:val="center"/>
             </w:pPr>
             <w:r>
-              <w:t xml:space="preserve">Treballeu de manera activa i </w:t>
-            </w:r>
-            <w:proofErr w:type="spellStart"/>
-            <w:r>
-              <w:t>col·laborativa</w:t>
-            </w:r>
-            <w:proofErr w:type="spellEnd"/>
-            <w:r>
-              <w:t>, escoltant i valorant les aportacions de tots els membres. Repartiu bé la feina i ajudeu els companys quan cal.</w:t>
+              <w:t>Treballeu de manera activa i col·laborativa, escoltant i valorant les aportacions de tots els membres. Repartiu bé la feina i ajudeu els companys quan cal.</w:t>
             </w:r>
           </w:p>
         </w:tc>
@@ -554,7 +564,21 @@
           <w:b/>
           <w:bCs/>
         </w:rPr>
-        <w:t>Segona recollida de dades (sobre 100)</w:t>
+        <w:t>Recollides</w:t>
+      </w:r>
+      <w:r>
+        <w:rPr>
+          <w:b/>
+          <w:bCs/>
+        </w:rPr>
+        <w:t xml:space="preserve"> de dades</w:t>
+      </w:r>
+      <w:r>
+        <w:rPr>
+          <w:b/>
+          <w:bCs/>
+        </w:rPr>
+        <w:t xml:space="preserve"> amb diferents mostres</w:t>
       </w:r>
     </w:p>
     <w:p>
@@ -694,6 +718,7 @@
         <w:docPartUnique/>
       </w:docPartObj>
     </w:sdtPr>
+    <w:sdtEndPr/>
     <w:sdtContent>
       <w:p>
         <w:pPr>

--- a/REI-Recogida-de-datos/07 - Rúbrica d'avaluació.docx
+++ b/REI-Recogida-de-datos/07 - Rúbrica d'avaluació.docx
@@ -434,7 +434,15 @@
               <w:jc w:val="center"/>
             </w:pPr>
             <w:r>
-              <w:t>Treballeu de manera activa i col·laborativa, escoltant i valorant les aportacions de tots els membres. Repartiu bé la feina i ajudeu els companys quan cal.</w:t>
+              <w:t xml:space="preserve">Treballeu de manera activa i </w:t>
+            </w:r>
+            <w:proofErr w:type="spellStart"/>
+            <w:r>
+              <w:t>col·laborativa</w:t>
+            </w:r>
+            <w:proofErr w:type="spellEnd"/>
+            <w:r>
+              <w:t>, escoltant i valorant les aportacions de tots els membres. Repartiu bé la feina i ajudeu els companys quan cal.</w:t>
             </w:r>
           </w:p>
         </w:tc>
@@ -770,6 +778,84 @@
         <w:color w:val="000000"/>
       </w:rPr>
     </w:pPr>
+    <w:r>
+      <w:rPr>
+        <w:noProof/>
+      </w:rPr>
+      <w:drawing>
+        <wp:anchor distT="0" distB="0" distL="114300" distR="114300" simplePos="0" relativeHeight="251668480" behindDoc="0" locked="0" layoutInCell="1" allowOverlap="1" wp14:anchorId="4C0D4ED3" wp14:editId="3595C2F4">
+          <wp:simplePos x="0" y="0"/>
+          <wp:positionH relativeFrom="column">
+            <wp:posOffset>0</wp:posOffset>
+          </wp:positionH>
+          <wp:positionV relativeFrom="paragraph">
+            <wp:posOffset>0</wp:posOffset>
+          </wp:positionV>
+          <wp:extent cx="2092960" cy="556895"/>
+          <wp:effectExtent l="0" t="0" r="2540" b="0"/>
+          <wp:wrapNone/>
+          <wp:docPr id="616438139" name="Picture 2" descr="A grey square with white text&#10;&#10;AI-generated content may be incorrect.">
+            <a:extLst xmlns:a="http://schemas.openxmlformats.org/drawingml/2006/main">
+              <a:ext uri="{FF2B5EF4-FFF2-40B4-BE49-F238E27FC236}">
+                <a16:creationId xmlns:a16="http://schemas.microsoft.com/office/drawing/2014/main" id="{2ADF4236-C311-988C-1EAF-F33444BF8989}"/>
+              </a:ext>
+            </a:extLst>
+          </wp:docPr>
+          <wp:cNvGraphicFramePr>
+            <a:graphicFrameLocks xmlns:a="http://schemas.openxmlformats.org/drawingml/2006/main" noChangeAspect="1"/>
+          </wp:cNvGraphicFramePr>
+          <a:graphic xmlns:a="http://schemas.openxmlformats.org/drawingml/2006/main">
+            <a:graphicData uri="http://schemas.openxmlformats.org/drawingml/2006/picture">
+              <pic:pic xmlns:pic="http://schemas.openxmlformats.org/drawingml/2006/picture">
+                <pic:nvPicPr>
+                  <pic:cNvPr id="1026" name="Picture 2" descr="A grey square with white text&#10;&#10;AI-generated content may be incorrect.">
+                    <a:extLst>
+                      <a:ext uri="{FF2B5EF4-FFF2-40B4-BE49-F238E27FC236}">
+                        <a16:creationId xmlns:a16="http://schemas.microsoft.com/office/drawing/2014/main" id="{2ADF4236-C311-988C-1EAF-F33444BF8989}"/>
+                      </a:ext>
+                    </a:extLst>
+                  </pic:cNvPr>
+                  <pic:cNvPicPr>
+                    <a:picLocks noChangeAspect="1"/>
+                  </pic:cNvPicPr>
+                </pic:nvPicPr>
+                <pic:blipFill rotWithShape="1">
+                  <a:blip r:embed="rId1">
+                    <a:extLst>
+                      <a:ext uri="{28A0092B-C50C-407E-A947-70E740481C1C}">
+                        <a14:useLocalDpi xmlns:a14="http://schemas.microsoft.com/office/drawing/2010/main" val="0"/>
+                      </a:ext>
+                    </a:extLst>
+                  </a:blip>
+                  <a:srcRect r="18171" b="16231"/>
+                  <a:stretch>
+                    <a:fillRect/>
+                  </a:stretch>
+                </pic:blipFill>
+                <pic:spPr bwMode="auto">
+                  <a:xfrm>
+                    <a:off x="0" y="0"/>
+                    <a:ext cx="2092960" cy="556895"/>
+                  </a:xfrm>
+                  <a:prstGeom prst="rect">
+                    <a:avLst/>
+                  </a:prstGeom>
+                  <a:noFill/>
+                  <a:ln>
+                    <a:noFill/>
+                  </a:ln>
+                  <a:extLst>
+                    <a:ext uri="{53640926-AAD7-44D8-BBD7-CCE9431645EC}">
+                      <a14:shadowObscured xmlns:a14="http://schemas.microsoft.com/office/drawing/2010/main"/>
+                    </a:ext>
+                  </a:extLst>
+                </pic:spPr>
+              </pic:pic>
+            </a:graphicData>
+          </a:graphic>
+        </wp:anchor>
+      </w:drawing>
+    </w:r>
   </w:p>
 </w:ftr>
 </file>
@@ -899,7 +985,7 @@
         </w14:textOutline>
       </w:rPr>
       <w:drawing>
-        <wp:anchor distT="0" distB="0" distL="114300" distR="114300" simplePos="0" relativeHeight="251666432" behindDoc="0" locked="0" layoutInCell="1" allowOverlap="1" wp14:anchorId="22AD5789" wp14:editId="149408E2">
+        <wp:anchor distT="0" distB="0" distL="114300" distR="114300" simplePos="0" relativeHeight="251666432" behindDoc="0" locked="0" layoutInCell="1" allowOverlap="1" wp14:anchorId="22AD5789" wp14:editId="4B4DAFDB">
           <wp:simplePos x="0" y="0"/>
           <wp:positionH relativeFrom="margin">
             <wp:posOffset>2211705</wp:posOffset>
